--- a/Instruction/Rpss Final doc.docx
+++ b/Instruction/Rpss Final doc.docx
@@ -57,17 +57,6 @@
         <w:rPr>
           <w:b/>
         </w:rPr>
-        <w:t>[SOURCE WITH US]</w:t>
-      </w:r>
-      <w:r>
-        <w:t xml:space="preserve">  → Opens: International Supplier Enquiry Form</w:t>
-      </w:r>
-    </w:p>
-    <w:p>
-      <w:r>
-        <w:rPr>
-          <w:b/>
-        </w:rPr>
         <w:t>[ENQUIRE]</w:t>
       </w:r>
       <w:r>
@@ -84,7 +73,19 @@
     </w:p>
     <w:p>
       <w:r>
-        <w:t>RPSS Timbers connects international suppliers with Indian buyers. We source timber, agricultural products and other products according to genuine market requirements, while building long-term supplier and buyer relationships.</w:t>
+        <w:t>RPSS Timbers connects international suppliers with Indian buyers. We source timber</w:t>
+      </w:r>
+      <w:r>
+        <w:t xml:space="preserve"> </w:t>
+      </w:r>
+      <w:r>
+        <w:t xml:space="preserve">and </w:t>
+      </w:r>
+      <w:r>
+        <w:t>allied</w:t>
+      </w:r>
+      <w:r>
+        <w:t xml:space="preserve"> products according to genuine market requirements, while building long-term supplier and buyer relationships.</w:t>
       </w:r>
     </w:p>
     <w:p>
@@ -129,12 +130,13 @@
     </w:p>
     <w:p>
       <w:r>
-        <w:t>Plywood &amp; Wood Products — Plywood, veneers, laminated boards and MDF.</w:t>
-      </w:r>
-    </w:p>
-    <w:p>
-      <w:r>
-        <w:t>Agricultural Products — Selected agricultural and food-related products according to buyer requirements.</w:t>
+        <w:t xml:space="preserve">Plywood &amp; </w:t>
+      </w:r>
+      <w:r>
+        <w:t>allied</w:t>
+      </w:r>
+      <w:r>
+        <w:t xml:space="preserve"> Products — Plywood, veneers, laminated boards and MDF.</w:t>
       </w:r>
     </w:p>
     <w:p>
@@ -194,7 +196,19 @@
     </w:p>
     <w:p>
       <w:r>
-        <w:t>RPSS was established in 1974 by Mr. Sham Sunder Arora in Jammu as a timber wholesaler and commission agent. The business remains family-operated, with established operations in Jammu and Amritsar, four warehouses and a team of approximately 15 people.</w:t>
+        <w:t>RPSS was established in 1974 by Mr. Sham Sunder Arora in Jammu as a timber wholesaler and commission agent. The business remains family-operated, with established operations in Jammu</w:t>
+      </w:r>
+      <w:r>
+        <w:t xml:space="preserve"> &amp; Kashmir, Amritsar</w:t>
+      </w:r>
+      <w:r>
+        <w:t xml:space="preserve"> and</w:t>
+      </w:r>
+      <w:r>
+        <w:t xml:space="preserve"> Gandhidham (Gujarat)</w:t>
+      </w:r>
+      <w:r>
+        <w:t>.</w:t>
       </w:r>
     </w:p>
     <w:p>
@@ -202,12 +216,27 @@
         <w:pStyle w:val="Heading2"/>
       </w:pPr>
       <w:r>
-        <w:t>Our Story</w:t>
-      </w:r>
-    </w:p>
-    <w:p>
-      <w:r>
-        <w:t>RPSS represents Ram Parkash Sham Sunder. Ram Parkash was the name of Mr. Sham Sunder Arora's father, who was also involved in the timber trade. The name reflects two generations of the family business.</w:t>
+        <w:t>Our Stor</w:t>
+      </w:r>
+      <w:r>
+        <w:t>y</w:t>
+      </w:r>
+    </w:p>
+    <w:p>
+      <w:r>
+        <w:t>R</w:t>
+      </w:r>
+      <w:r>
+        <w:t>PSS</w:t>
+      </w:r>
+      <w:r>
+        <w:t xml:space="preserve"> was established in 1974 by Mr Sunder Arora </w:t>
+      </w:r>
+      <w:r>
+        <w:t>a</w:t>
+      </w:r>
+      <w:r>
+        <w:t>nd the name reflects three generations of the family business with Puneet Arora Joining in year 2004</w:t>
       </w:r>
     </w:p>
     <w:p>
@@ -233,7 +262,22 @@
     </w:p>
     <w:p>
       <w:r>
-        <w:t>Pine: Germany, Austria, Russia, New Zealand and Australia.</w:t>
+        <w:t xml:space="preserve">Pine: Germany, </w:t>
+      </w:r>
+      <w:r>
+        <w:t>Australia</w:t>
+      </w:r>
+      <w:r>
+        <w:t>,</w:t>
+      </w:r>
+      <w:r>
+        <w:t xml:space="preserve"> Russia, New Zealand and </w:t>
+      </w:r>
+      <w:r>
+        <w:t>Austria</w:t>
+      </w:r>
+      <w:r>
+        <w:t>.</w:t>
       </w:r>
     </w:p>
     <w:p>
@@ -256,7 +300,25 @@
     </w:p>
     <w:p>
       <w:r>
-        <w:t>RPSS primarily serves Punjab and Jammu &amp; Kashmir, with a strong connection to Srinagar. Customers include timber wholesalers and retailers, furniture manufacturers, plywood manufacturers, construction businesses, interior businesses and other traders.</w:t>
+        <w:t>RPSS primarily serves Jammu &amp; Kashmir</w:t>
+      </w:r>
+      <w:r>
+        <w:t xml:space="preserve"> and Punjab</w:t>
+      </w:r>
+      <w:r>
+        <w:t xml:space="preserve"> </w:t>
+      </w:r>
+      <w:r>
+        <w:t>with a strong connection to Srinagar</w:t>
+      </w:r>
+      <w:r>
+        <w:t xml:space="preserve"> and </w:t>
+      </w:r>
+      <w:r>
+        <w:t>Amritsar</w:t>
+      </w:r>
+      <w:r>
+        <w:t>. Customers include timber wholesalers and retailers, furniture manufacturers, plywood manufacturers, construction businesses, interior businesses and other traders.</w:t>
       </w:r>
     </w:p>
     <w:p>
@@ -313,7 +375,19 @@
     </w:p>
     <w:p>
       <w:r>
-        <w:t>Pine — rough sawn, KD and other suitable grades and specifications.</w:t>
+        <w:t>Pine —</w:t>
+      </w:r>
+      <w:r>
+        <w:t>A</w:t>
+      </w:r>
+      <w:r>
+        <w:t>ustralian Radiata Pine | KD Pine | Sawn Timber | Industrial/Pulp Grade</w:t>
+      </w:r>
+      <w:r>
+        <w:t xml:space="preserve"> </w:t>
+      </w:r>
+      <w:r>
+        <w:t>and other suitable grades and specifications.</w:t>
       </w:r>
     </w:p>
     <w:p>
@@ -342,19 +416,6 @@
     <w:p>
       <w:r>
         <w:t>Plywood | Veneers | Laminated boards | MDF | Other allied wood products</w:t>
-      </w:r>
-    </w:p>
-    <w:p>
-      <w:pPr>
-        <w:pStyle w:val="Heading2"/>
-      </w:pPr>
-      <w:r>
-        <w:t>Agricultural Products</w:t>
-      </w:r>
-    </w:p>
-    <w:p>
-      <w:r>
-        <w:t>Selected agricultural and food-related products, including nuts and other products where genuine buyer demand exists.</w:t>
       </w:r>
     </w:p>
     <w:p>
@@ -640,17 +701,20 @@
     </w:p>
     <w:p>
       <w:r>
+        <w:t>India: Amritsar, Punjab | Jammu &amp; Kashmir — Mr. Sham Sunder Arora — +91 94191 84550</w:t>
+      </w:r>
+    </w:p>
+    <w:p>
+      <w:r>
         <w:t>Australia: Canberra, ACT — Puneet Arora — +61 431 764 492</w:t>
       </w:r>
     </w:p>
     <w:p>
       <w:r>
-        <w:t>India: Amritsar, Punjab | Jammu &amp; Kashmir — Mr. Sham Sunder Arora — +91 94191 84550</w:t>
-      </w:r>
-    </w:p>
-    <w:p>
-      <w:r>
-        <w:t>Email: puneet.arora2702@gmail.com (to be replaced by professional RPSS email when ready)</w:t>
+        <w:t>Email:</w:t>
+      </w:r>
+      <w:r>
+        <w:t>rpss1974@gmail.com</w:t>
       </w:r>
     </w:p>
     <w:p>
@@ -743,27 +807,40 @@
     </w:p>
     <w:p>
       <w:r>
-        <w:t>8. Replace the personal Gmail address with the professional RPSS email once established.</w:t>
-      </w:r>
-    </w:p>
-    <w:p>
-      <w:r>
-        <w:t>9. Use the domain rpsstimbers.com.</w:t>
-      </w:r>
-    </w:p>
-    <w:p>
-      <w:r>
-        <w:t>10. Do not publish the 2% commission figure. Commercial terms are transaction-specific.</w:t>
-      </w:r>
-    </w:p>
-    <w:p>
-      <w:r>
-        <w:t>11. The website should allow a buyer to submit a requirement even when the product is not listed.</w:t>
-      </w:r>
-    </w:p>
-    <w:p>
-      <w:r>
-        <w:t>12. Supplier forms should invite information about available/surplus stock without making it the dominant message.</w:t>
+        <w:t>8</w:t>
+      </w:r>
+      <w:r>
+        <w:t>. Use the domain rpsstimbers.com.</w:t>
+      </w:r>
+    </w:p>
+    <w:p>
+      <w:r>
+        <w:t>9</w:t>
+      </w:r>
+      <w:r>
+        <w:t xml:space="preserve"> Commercial terms are transaction-specific.</w:t>
+      </w:r>
+    </w:p>
+    <w:p>
+      <w:r>
+        <w:t>1</w:t>
+      </w:r>
+      <w:r>
+        <w:t>0</w:t>
+      </w:r>
+      <w:r>
+        <w:t>. The website should allow a buyer to submit a requirement even when the product is not listed.</w:t>
+      </w:r>
+    </w:p>
+    <w:p>
+      <w:r>
+        <w:t>1</w:t>
+      </w:r>
+      <w:r>
+        <w:t>1</w:t>
+      </w:r>
+      <w:r>
+        <w:t>. Supplier forms should invite information about available/surplus stock without making it the dominant message.</w:t>
       </w:r>
     </w:p>
     <w:p>
@@ -876,16 +953,25 @@
       <w:r>
         <w:t>9. Thickness</w:t>
       </w:r>
+      <w:r>
+        <w:t>(In mm)</w:t>
+      </w:r>
     </w:p>
     <w:p>
       <w:r>
         <w:t>10. Width</w:t>
       </w:r>
+      <w:r>
+        <w:t>(In mm)</w:t>
+      </w:r>
     </w:p>
     <w:p>
       <w:r>
         <w:t>11. Length</w:t>
       </w:r>
+      <w:r>
+        <w:t>(In mm)</w:t>
+      </w:r>
     </w:p>
     <w:p>
       <w:r>
@@ -909,22 +995,35 @@
     </w:p>
     <w:p>
       <w:r>
-        <w:t>16. Target Price</w:t>
-      </w:r>
-    </w:p>
-    <w:p>
-      <w:r>
-        <w:t>17. Detailed Requirements / Additional Information</w:t>
-      </w:r>
-    </w:p>
-    <w:p>
-      <w:r>
-        <w:t>18. Upload Specification Sheet / Purchase Requirement / Photos</w:t>
-      </w:r>
-    </w:p>
-    <w:p>
-      <w:r>
-        <w:t>19. How did you hear about RPSS?</w:t>
+        <w:t>1</w:t>
+      </w:r>
+      <w:r>
+        <w:t>6</w:t>
+      </w:r>
+      <w:r>
+        <w:t>. Detailed Requirements / Additional Information</w:t>
+      </w:r>
+    </w:p>
+    <w:p>
+      <w:r>
+        <w:t>1</w:t>
+      </w:r>
+      <w:r>
+        <w:t>7</w:t>
+      </w:r>
+      <w:r>
+        <w:t>. Upload Specification Sheet / Purchase Requirement / Photos</w:t>
+      </w:r>
+    </w:p>
+    <w:p>
+      <w:r>
+        <w:t>1</w:t>
+      </w:r>
+      <w:r>
+        <w:t>8</w:t>
+      </w:r>
+      <w:r>
+        <w:t>. How did you hear about RPSS?</w:t>
       </w:r>
     </w:p>
     <w:p>
@@ -1367,7 +1466,7 @@
     </w:p>
     <w:p>
       <w:r>
-        <w:t>6. Do not publish the 2% commission figure. Commercial terms remain transaction-specific.</w:t>
+        <w:t>6.Commercial terms remain transaction-specific.</w:t>
       </w:r>
     </w:p>
     <w:p>
@@ -4292,6 +4391,7 @@
   <w:style w:type="character" w:default="1" w:styleId="DefaultParagraphFont">
     <w:name w:val="Default Paragraph Font"/>
     <w:uiPriority w:val="1"/>
+    <w:semiHidden/>
     <w:unhideWhenUsed/>
   </w:style>
   <w:style w:type="table" w:default="1" w:styleId="TableNormal">
